--- a/eng/docx/011.content.docx
+++ b/eng/docx/011.content.docx
@@ -392,7 +392,19 @@
         <w:rPr>
           <w:lang w:val="en_US" w:bidi="en_US"/>
         </w:rPr>
-        <w:t>(Translation suggestions: How to Translate Names)</w:t>
+        <w:t xml:space="preserve">(Translation suggestions: </w:t>
+      </w:r>
+      <w:r>
+        <w:rPr>
+          <w:lang w:val="en_US" w:bidi="en_US"/>
+        </w:rPr>
+        <w:t>How to Translate Names</w:t>
+      </w:r>
+      <w:r>
+        <w:rPr>
+          <w:lang w:val="en_US" w:bidi="en_US"/>
+        </w:rPr>
+        <w:t>)</w:t>
       </w:r>
       <w:r>
         <w:rPr>
@@ -868,7 +880,19 @@
         <w:rPr>
           <w:lang w:val="en_US" w:bidi="en_US"/>
         </w:rPr>
-        <w:t>(Translation suggestions: How to Translate Names)</w:t>
+        <w:t xml:space="preserve">(Translation suggestions: </w:t>
+      </w:r>
+      <w:r>
+        <w:rPr>
+          <w:lang w:val="en_US" w:bidi="en_US"/>
+        </w:rPr>
+        <w:t>How to Translate Names</w:t>
+      </w:r>
+      <w:r>
+        <w:rPr>
+          <w:lang w:val="en_US" w:bidi="en_US"/>
+        </w:rPr>
+        <w:t>)</w:t>
       </w:r>
       <w:r>
         <w:rPr>
@@ -1195,7 +1219,19 @@
         <w:rPr>
           <w:lang w:val="en_US" w:bidi="en_US"/>
         </w:rPr>
-        <w:t>(Translation suggestions: Translate Names)</w:t>
+        <w:t xml:space="preserve">(Translation suggestions: </w:t>
+      </w:r>
+      <w:r>
+        <w:rPr>
+          <w:lang w:val="en_US" w:bidi="en_US"/>
+        </w:rPr>
+        <w:t>Translate Names</w:t>
+      </w:r>
+      <w:r>
+        <w:rPr>
+          <w:lang w:val="en_US" w:bidi="en_US"/>
+        </w:rPr>
+        <w:t>)</w:t>
       </w:r>
       <w:r>
         <w:rPr>
@@ -1662,7 +1698,19 @@
         <w:rPr>
           <w:lang w:val="en_US" w:bidi="en_US"/>
         </w:rPr>
-        <w:t>(Translation suggestions: How to Translate Names)</w:t>
+        <w:t xml:space="preserve">(Translation suggestions: </w:t>
+      </w:r>
+      <w:r>
+        <w:rPr>
+          <w:lang w:val="en_US" w:bidi="en_US"/>
+        </w:rPr>
+        <w:t>How to Translate Names</w:t>
+      </w:r>
+      <w:r>
+        <w:rPr>
+          <w:lang w:val="en_US" w:bidi="en_US"/>
+        </w:rPr>
+        <w:t>)</w:t>
       </w:r>
       <w:r>
         <w:rPr>
@@ -4811,7 +4859,19 @@
         <w:rPr>
           <w:lang w:val="en_US" w:bidi="en_US"/>
         </w:rPr>
-        <w:t>The Jews often used the term “heaven” to refer to God, to avoid saying his name directly. (See: metonymy)</w:t>
+        <w:t xml:space="preserve">The Jews often used the term “heaven” to refer to God, to avoid saying his name directly. (See: </w:t>
+      </w:r>
+      <w:r>
+        <w:rPr>
+          <w:lang w:val="en_US" w:bidi="en_US"/>
+        </w:rPr>
+        <w:t>metonymy</w:t>
+      </w:r>
+      <w:r>
+        <w:rPr>
+          <w:lang w:val="en_US" w:bidi="en_US"/>
+        </w:rPr>
+        <w:t>)</w:t>
       </w:r>
       <w:r>
         <w:rPr>
